--- a/example_articles/states/New Hampshire/3.states_New Hampshire_New_York_Times.docx
+++ b/example_articles/states/New Hampshire/3.states_New Hampshire_New_York_Times.docx
@@ -29,17 +29,17 @@
     </w:p>
     <w:p>
       <w:r>
-        <w:t>Source File: NYT/49.DOCX</w:t>
+        <w:t>Source file: NYT/49.DOCX</w:t>
       </w:r>
     </w:p>
     <w:p>
       <w:r>
-        <w:t>Raw locations result: ['New Hampshire']</w:t>
+        <w:t>Raw locations result, 'locations': ['New Hampshire']</w:t>
       </w:r>
     </w:p>
     <w:p>
       <w:r>
-        <w:t>states_stand_flat (Standardized): New Hampshire</w:t>
+        <w:t>Standardized locations result, 'states_stand_flat': New Hampshire</w:t>
       </w:r>
     </w:p>
     <w:p>

--- a/example_articles/states/New Hampshire/3.states_New Hampshire_New_York_Times.docx
+++ b/example_articles/states/New Hampshire/3.states_New Hampshire_New_York_Times.docx
@@ -7,9 +7,7 @@
         <w:pStyle w:val="Heading1"/>
       </w:pPr>
       <w:r>
-        <w:t>MAKING IT WORK;</w:t>
-        <w:br/>
-        <w:t>Guns on the Run</w:t>
+        <w:t>Retooled Campaign and Loyal Voters Add Up</w:t>
       </w:r>
     </w:p>
     <w:p>
@@ -19,17 +17,17 @@
     </w:p>
     <w:p>
       <w:r>
-        <w:t>Date: 1997-09-28</w:t>
+        <w:t>Date: 2008-01-09</w:t>
       </w:r>
     </w:p>
     <w:p>
       <w:r>
-        <w:t>Section: Section 13; ; Section 13; Page 3; Column 1; The City Weekly Desk ; Column 1;</w:t>
+        <w:t>Section: Section A; Column 0; National Desk; Pg. 14</w:t>
       </w:r>
     </w:p>
     <w:p>
       <w:r>
-        <w:t>Source file: NYT/49.DOCX</w:t>
+        <w:t>Source file: NYT/36.DOCX</w:t>
       </w:r>
     </w:p>
     <w:p>
@@ -51,59 +49,64 @@
     </w:p>
     <w:p>
       <w:r>
-        <w:t>"SOME guys like to bowl on Tuesday nights," says Donald Passantino, lining up the sights of his .22-caliber pistol as if it were a 9-iron. "We shoot guns. It's a real family thing to do and the kids enjoy it."</w:t>
+        <w:t>The Clintons rarely make the same mistake twice.</w:t>
         <w:br/>
-        <w:t>Mr. Passantino, 47, is a retired marine mechanic from Flushing and the president of the Stuyvesant Rod and Gun Club in Middle Village, Queens, one of the few remaining gun clubs and target ranges in the city and a bastion of Constitutional scholarship. The 170-member club is located behind a small, white door on Dry Harbor Road down a flight stairs and in a basement that smells of stale gunpowder, mildew and old coffee grounds.</w:t>
+        <w:t xml:space="preserve">  In Iowa, Senator Hillary Rodham Clinton stood defeated and surrounded herself with graying politicians and Clinton administration veterans, including former Secretary of State Madeleine K. Albright and a former presidential buddy, Terry McAuliffe.</w:t>
         <w:br/>
-        <w:t>In the anteroom is a panel desk, a lectern where speeches are given about proper hunting procedures and the latest laws concerning the gunner's Second Amendment rights. The walls are lined with plaques of appreciation from various firearms groups, and a framed copy of Article II of the Bill of Rights is displayed prominently:</w:t>
+        <w:t xml:space="preserve">  But at the cavernous gymnasium where Mrs. Clinton claimed victory on Tuesday night, the scene was a do-over, a chance to show a re-energized campaign. </w:t>
         <w:br/>
-        <w:t>"A well regulated militia being necessary to the security of a free state, the right of the people to keep and bear arms shall not be infringed."</w:t>
+        <w:t xml:space="preserve">  Aides carefully packed the aluminum stands with children, teenagers and young adults, along with just the faintest sprinkling of elders. Hardly a veteran politician was to be seen.</w:t>
         <w:br/>
-        <w:t>Al Buro, a 42-year-old disabled and out-of-work security guard from Woodhaven, can recite it like the Apostles' Creed.</w:t>
+        <w:t xml:space="preserve">  She waded through the crowd and climbed a small stage where she stood alone --  President Bill Clinton and their daughter, Chelsea, were seated nearby --  and laid out her new campaign message. It said she had found words that were true to herself and that she would use that to represent the voiceless.</w:t>
         <w:br/>
-        <w:t>"The founding fathers drafted the Second Amendment so an abusive and tyrannical government could not impose their will on people," said Mr. Buro, a man who wears a National Rifle Association cap, a beard and smokes strong cigarettes. "But, somehow, anti-gunners have made us out to be the criminals. It's like being a smoker."</w:t>
+        <w:t xml:space="preserve">  ''Over the last week, I listened to you and, in the process, found my own voice,'' she said.</w:t>
         <w:br/>
-        <w:t>These clubs are dying animals, just 10 left in the city, with 4 in Queens. Legal gun ownership in the city just isn't as popular as it once was, the ladies and gentlemen of the Stuyvesant Club say. A sport for the working class, the gun ranges have gone the way of most bowling alleys, following the white exodus out to Long Island. Some range owners have died and others have sold their property in the face of sagging popularity in the sport and soaring real estate values.</w:t>
+        <w:t xml:space="preserve">  ''We came back tonight because we spoke loudly and clearly,'' Mrs. Clinton said. ''So tomorrow we are going to get up, roll up our sleeves and get going.''</w:t>
         <w:br/>
-        <w:t>Legal and responsible gun owners are also not as popular as they once were. They are finding it harder to explain their position to a public fed up with crime, whose fears, they say, are stoked by politicians armed with 6 o'clock sound bites. Slowly but surely, gun owners say, their rights -- your rights -- are being eroded by confusing laws and bureaucratic mismanagement.</w:t>
+        <w:t xml:space="preserve">  The Democratic campaign has been all about rhetorical borrowings on all sides, and Mrs. Clinton sounded lines echoing those of Senator Barack Obama and John Edwards. </w:t>
         <w:br/>
-        <w:t>"Can you believe what we put up with?" said Donald Jansen, 64. "Laws, laws and more laws. You have to register your guns in New York City and it can take a year. Imagine if they tried that in Montana. There'd be war."</w:t>
+        <w:t xml:space="preserve">  Her teary eyes on Monday in Portsmouth added to the power of her new narrative, as aides told it. As the television networks sounded her victory, Mr. McAuliffe, former head of the Democratic National Committee, declared that moment a signal of Mrs. Clinton's lifelong passions.</w:t>
         <w:br/>
-        <w:t>Donald Passantino is educated in the ways of firearms and draws on his sense of irony and subtle distinction to accentuate his position. Take the Federal law that was passed last year banning any person convicted of domestic violence from possessing a firearm: "I'm not saying a wife beater should own a gun," Mr. Passantino said, "but what if a guy woke up on the wrong side of the bed?"</w:t>
+        <w:t xml:space="preserve">  The victory fires new life into her campaign and leaves the Democratic Party with the tightest of horse races. A recent USA Today/Gallup poll showed her and Mr. Obama neck and neck nationally.</w:t>
         <w:br/>
-        <w:t>In Westchester County, he pointed out, a pistol permit must now be renewed after five years. Before, a permit was good in perpetuity.</w:t>
+        <w:t xml:space="preserve">  For supporters waiting in the gymnasium at Southern New Hampshire University here, it was a night of flipping stomachs and sweaty palms.</w:t>
         <w:br/>
-        <w:t>And what's worse, Mr. Passantino said, the New York City Police Department's licensing division, which is responsible for issuing pistol permits and gun licenses, has been reeling from a scandal since its commanding officer was accused of doing favors for friends last January.</w:t>
+        <w:t xml:space="preserve">  ''God, God, God,'' said Nick Draws, a college student who stared at the vast television screens when 2,000 votes separated the candidates at 9 p.m. ''This is painful.''</w:t>
         <w:br/>
-        <w:t>Deputy Inspector Henry M. Krantz accepted a demotion to captain in February after an internal police investigation charged that he had moved friends to the front of the line so that they could get quicker approval for permits. He was fined $10,000 but was allowed to retire with full pension benefits, said Lieut. Dennis Cirillo, a police spokesman.</w:t>
+        <w:t xml:space="preserve">  A few days ago, a moment so tense seemed unlikely. Mr. Obama came out of the Midwest at a gallop after winning the Iowa caucuses with a swath of the youth vote. His rallies here had a festive feel, and the moment seemed dim for Mrs. Clinton.</w:t>
         <w:br/>
-        <w:t>The fallout from that investigation has affected the five boroughs, gun owners and dealers said, resulting in longer waiting times for permits. "I've got customers who have been waiting a year, when the law says six months," said Donald Spallone, owner of the Woodhaven Rifle and Pistol Range, which sells shooting supplies. "A lot of people are giving up because the police are making it as inconvenient as possible, plus they have a bad attitude."</w:t>
+        <w:t xml:space="preserve">  The unexpected closeness of the vote also suggested the depth of support for Mrs. Clinton, particularly among older and working-class voters. At her headquarters at the university here, many supporters spoke of rooting for one Clinton or another for a decade and a half.</w:t>
         <w:br/>
-        <w:t>Requests for permits are indeed down 35 percent over the last year, said Assistant Deputy Commissioner Karen A. Pakstis, the new head of the licensing division, although she could not say why.</w:t>
+        <w:t xml:space="preserve">  ''I haven't stopped rooting for her a very long time,'' Mary Maggette of Nashua said. ''I wasn't going to leave her in a time of trouble.''</w:t>
         <w:br/>
-        <w:t>"There is no confusion in the bureau," she said. "We've been in since January, and we have been very friendly and cooperative. And there have been no unnecessary delays."</w:t>
+        <w:t xml:space="preserve">  Caroline Florom, 38; her husband, Vaughn Tamzarian, 48; and their five children -- the youngest in a double-wide stroller -- arrived next, after voting. </w:t>
         <w:br/>
-        <w:t>The commissioner's answer evoked a sneer from Mr. Spallone, whose mother-in-law came over from Italy in 1920 with a .32 strapped to her breast. She is still alive and the gun is registered, he reports, adding: "A person who wants a handgun for sport or protection these days shouldn't be raked over the coals."</w:t>
+        <w:t xml:space="preserve">  The most dramatic moment of their day was at 8 a.m., when they decided whom they were going to vote for.</w:t>
         <w:br/>
-        <w:t>To get a permit (there are several types) one must supply fingerprints ($74), file an application ($170), submit to a criminal background check and a psychiatric check. The authorities call neighbors. A person with a target permit may not protect his home with a gun, and a person with a home license may practice only twice a month and must notify his local precinct when he does.</w:t>
+        <w:t xml:space="preserve">  ''We went to hear both of them speak this weekend, and we stayed up until 3 a.m. last night listening to their speeches again on C-Span,'' Ms. Florom said of Mrs. Clinton and Mr. Obama. ''We like them both.</w:t>
         <w:br/>
-        <w:t>At the Stuyvesant Club, Representative Charles E. Schumer of Brooklyn and Queens is considered Public Enemy No. 1, and just a whisper of his name evokes catcalls. The Congressman supports the legal ownership of guns but at the same time supports measures to limit their spread, like the registration of ammunition. A man who thinks like that deserves to be stuffed and mounted, some of the gun owners say.</w:t>
+        <w:t xml:space="preserve">  ''But in the end, she was the one bringing up the real issues about the middle class like college loans. His speeches felt like pep rallies.''</w:t>
         <w:br/>
-        <w:t>"What? These people think that a convicted wife beater should have the right to own a gun?" asked Josh Isay, a spokesman for Mr. Schumer. That's absolutely incredible, he said.</w:t>
+        <w:t xml:space="preserve">  She added that the couple had let their older boys help decide and that all chose Mrs. Clinton.</w:t>
         <w:br/>
-        <w:t>"Schumer's like the Easter Bunny," countered Mr. Passantino. "He talks about semiautomatic machine guns. There is no such thing as a semiautomatic machine gun. No one knows where he's coming from or where he gets his eggs."</w:t>
+        <w:t xml:space="preserve">   The strain of the primary slog was clearly visible lately. Mrs. Clinton struggled to find a way to counterpunch at her younger rival, who has acquired rock-star status with his followers, without being seen as too negative.</w:t>
         <w:br/>
-        <w:t>In the back room of the Stuyvesant Club, there is a practice range. The walls are reinforced with concrete and steel, and the bunker is so secure that children who visit the candy shop next door are unaware of the shooting just 10 feet below.</w:t>
+        <w:t xml:space="preserve">  It is a measure of the Obama wave that several of Mrs. Clinton's supporters said Tuesday that they had nearly faltered. In Concord, Mark Anderson waved a ''Hillary'' sign as Mrs. Clinton shook hands outside a school. Mr. Anderson said he could have been waving an Obama sign.</w:t>
         <w:br/>
-        <w:t>Target shooting takes deep breathing, a smooth eye and relaxed muscles, Mr. Passantino said. Imagine putting an eye dropper to your nose and trying to squeeze one drop into the cup of a candle stick. That is the art. "It's for sport, or protecting your home," Mr. Passantino said inside one of the reinforced stalls, the red caution light reflecting off the black steel barrel of his pistol. The range is a cautious, disciplined place to shoot, a far cry from the street shootouts of "N.Y.P.D. Blue."</w:t>
+        <w:t xml:space="preserve">  ''I have gone back and forth almost every day,'' he said. ''I would feel very comfortable with either candidate.''</w:t>
         <w:br/>
-        <w:t>"You know something," he said. "Movies got a lot to do with negative impressions."</w:t>
+        <w:t xml:space="preserve">  Mrs. Clinton kept moving, trying to break through the invisible wall that sometimes seems to separate this private woman from her supporters. She began giving voters long hugs -- startling some -- and discussing carefully her feelings. </w:t>
         <w:br/>
-        <w:t>After practice last Wednesday evening, five large men sat around the panel desk chain-smoking and discussing the state of firearms. Ammunition popped off behind the steel door but not an eye flinched.</w:t>
+        <w:t xml:space="preserve">  When she grew teary-eyed, television played the moment as a faux pas. But in New Hampshire, some supporters say they saw those tears and softened. In the gym here, backers said they saw in her teary eyes a reason to embrace this sometimes formal candidate.</w:t>
         <w:br/>
-        <w:t>"I'm no wacko -- I love my wife more than my gun," Mr. Passantino said.</w:t>
+        <w:t xml:space="preserve">  ''I was moved,'' said Barbara Arning, a retired teacher from Milford. ''I thought it was very sincere. She was in control and speaking with emotion. That's fine with me.'' </w:t>
         <w:br/>
-        <w:t>"I support gun regulation, but only the criminals are going to have them pretty soon," said Mr. Buro, before launching into a monologue of expletives. "Look at the nut on the Empire State Building. He had an illegal gun. He might have thought twice if he knew other people were carrying."</w:t>
+        <w:t xml:space="preserve">   Some people said that  Mrs. Clinton is what she is and that she had campaigned in the earnest, non-electric, fashion that is faithful to her persona. </w:t>
+        <w:br/>
+        <w:t xml:space="preserve">  ''I don't know where the negativity comes from,'' Jim Neilsen, a retired sociology professor, said as he waved a small flag. ''This is the place where the real candidates get their act together.''</w:t>
+        <w:br/>
+        <w:br/>
+        <w:t>http://www.nytimes.com</w:t>
         <w:br/>
         <w:br/>
         <w:t>Graphic</w:t>
@@ -111,21 +114,9 @@
         <w:br/>
         <w:t xml:space="preserve"> </w:t>
         <w:br/>
-        <w:t>Photo: Dan Passantino, president of the Stuyvesant Rod and Gun Club, with a .22-caliber pistol at the club's gun range in Middle Village, Queens. Just 10 gun clubs are left in the city. (Steve Berman for The New York Times)</w:t>
+        <w:t>Photos: Mrs. Clinton and her daughter, Chelsea, at a victory party last night in Manchester, N.H. (PHOTOGRAPH BY STAN HONDA/AGENCE FRANCE-PRESSE -- GETTY IMAGES)</w:t>
         <w:br/>
-        <w:t xml:space="preserve"> </w:t>
-        <w:br/>
-        <w:t>Chart: "Big Bang Theory"</w:t>
-        <w:br/>
-        <w:t>"The Second Amendment is really the first because without it we can't protect the rest." -- Al Buro, 42, an out-of-work security guard from Woodhaven.</w:t>
-        <w:br/>
-        <w:t xml:space="preserve"> </w:t>
-        <w:br/>
-        <w:t>"Owning a firearm is a right. Driving a car is a privilege. The difference is, you fight for your rights." -- Donald Passantino, 47, a retired marine mechanic from Flushing and president of the Stuyvesant Rod and Gun Club from Flushing.</w:t>
-        <w:br/>
-        <w:t xml:space="preserve"> </w:t>
-        <w:br/>
-        <w:t>"You know, it's a crap shoot. Say a guy buys a gun and goes ballistic. Who you going to blame? Then again, they make it harder for me. Sometimes I feel they should let everybody have one." -- Ray Rodriguez, 31 from Woodhaven.</w:t>
+        <w:t xml:space="preserve"> Senator Hillary Rodham Clinton  on the way to greet voters yesterday in Concord, N.H. (PHOTOGRAPH BY DOUG MILLS/THE NEW YORK TIMES)</w:t>
       </w:r>
     </w:p>
     <w:sectPr>

--- a/example_articles/states/New Hampshire/3.states_New Hampshire_New_York_Times.docx
+++ b/example_articles/states/New Hampshire/3.states_New Hampshire_New_York_Times.docx
@@ -7,7 +7,7 @@
         <w:pStyle w:val="Heading1"/>
       </w:pPr>
       <w:r>
-        <w:t>Retooled Campaign and Loyal Voters Add Up</w:t>
+        <w:t>Republicans Push a Northern Border Wall, Too</w:t>
       </w:r>
     </w:p>
     <w:p>
@@ -17,17 +17,17 @@
     </w:p>
     <w:p>
       <w:r>
-        <w:t>Date: 2008-01-09</w:t>
+        <w:t>Date: 2024-01-23</w:t>
       </w:r>
     </w:p>
     <w:p>
       <w:r>
-        <w:t>Section: Section A; Column 0; National Desk; Pg. 14</w:t>
+        <w:t>Section: Section A; Column 0; National Desk; Pg. 13</w:t>
       </w:r>
     </w:p>
     <w:p>
       <w:r>
-        <w:t>Source file: NYT/36.DOCX</w:t>
+        <w:t>Source file: NYT/4.DOCX</w:t>
       </w:r>
     </w:p>
     <w:p>
@@ -49,64 +49,62 @@
     </w:p>
     <w:p>
       <w:r>
-        <w:t>The Clintons rarely make the same mistake twice.</w:t>
+        <w:t>Former President Donald J. Trump paved a path to the presidency in 2016 by calling for a ''big, beautiful wall'' along the United States border with Mexico.</w:t>
         <w:br/>
-        <w:t xml:space="preserve">  In Iowa, Senator Hillary Rodham Clinton stood defeated and surrounded herself with graying politicians and Clinton administration veterans, including former Secretary of State Madeleine K. Albright and a former presidential buddy, Terry McAuliffe.</w:t>
+        <w:t xml:space="preserve">His 2024 rivals in the Republican primary election, scrapping for every advantage against him, looked north. </w:t>
         <w:br/>
-        <w:t xml:space="preserve">  But at the cavernous gymnasium where Mrs. Clinton claimed victory on Tuesday night, the scene was a do-over, a chance to show a re-energized campaign. </w:t>
+        <w:t xml:space="preserve">  Nikki Haley, the former governor of South Carolina, has frequently told voters that it's not just the southern border that needs stepped-up enforcement -- ''it's the northern border, too.''</w:t>
         <w:br/>
-        <w:t xml:space="preserve">  Aides carefully packed the aluminum stands with children, teenagers and young adults, along with just the faintest sprinkling of elders. Hardly a veteran politician was to be seen.</w:t>
+        <w:t xml:space="preserve">  ''I think we do whatever it takes to keep people out,'' she told reporters on Saturday when asked if her comments meant she supported building a wall. ''If that's what it takes to keep them out, we will do a wall, we will do any sort of border patrol that we need to have.''</w:t>
         <w:br/>
-        <w:t xml:space="preserve">  She waded through the crowd and climbed a small stage where she stood alone --  President Bill Clinton and their daughter, Chelsea, were seated nearby --  and laid out her new campaign message. It said she had found words that were true to herself and that she would use that to represent the voiceless.</w:t>
+        <w:t xml:space="preserve">  Gov. Ron DeSantis of Florida, who ended his bid and endorsed Mr. Trump on Sunday after battling with Ms. Haley for second place behind the former president, had recently suggested building a wall along some trouble spots of the U.S.-Canada frontier. Vivek Ramaswamy, a tech entrepreneur, dropped out of the race last week, but not before trekking up to Pittsburg, N.H., a tiny town that sits just below the jagged, 5,500-mile line that divides the United States and Canada, with a camera crew in tow. He later drew criticism from Canadian journalists and pundits when he proclaimed that the United States should not just build one wall, but two.</w:t>
         <w:br/>
-        <w:t xml:space="preserve">  ''Over the last week, I listened to you and, in the process, found my own voice,'' she said.</w:t>
+        <w:t xml:space="preserve">  In Pittsburg, where residents like Beverly Martin, 79, and Chip Jones, 74, sat at the bar in an eclectic, barnlike restaurant on a recent snowy afternoon, the idea of a border wall along New Hampshire's northernmost boundary, an isolated, forested region, was anathema.</w:t>
         <w:br/>
-        <w:t xml:space="preserve">  ''We came back tonight because we spoke loudly and clearly,'' Mrs. Clinton said. ''So tomorrow we are going to get up, roll up our sleeves and get going.''</w:t>
+        <w:t xml:space="preserve">  ''Then you have this armed national army that can be used against you and your rights,'' Mr. Jones, a Republican and retired fire chief from Massachusetts who winters in the town, said in an interview at Full Send Bar and Grill off Route 3. He paused, mulling it over: ''A border wall in Pittsburg -- does it just not feel right?''</w:t>
         <w:br/>
-        <w:t xml:space="preserve">  The Democratic campaign has been all about rhetorical borrowings on all sides, and Mrs. Clinton sounded lines echoing those of Senator Barack Obama and John Edwards. </w:t>
+        <w:t xml:space="preserve">  ''It doesn't,'' replied Ms. Martin, who is also a Republican and taught home economics for 18 years at the Pittsburg School down the road. ''A lot of people in Pittsburg have relatives on either side of the border, and people from the border towns in Canada come here to work.''</w:t>
         <w:br/>
-        <w:t xml:space="preserve">  Her teary eyes on Monday in Portsmouth added to the power of her new narrative, as aides told it. As the television networks sounded her victory, Mr. McAuliffe, former head of the Democratic National Committee, declared that moment a signal of Mrs. Clinton's lifelong passions.</w:t>
+        <w:t xml:space="preserve">  Mr. Trump does not talk about that northern dividing line himself. But he has promised to revive some of his most criticized immigration policies and has escalated his rhetoric, echoing the racial hatreds of Adolf Hitler when he said undocumented immigrants were ''poisoning the blood of our country.''</w:t>
         <w:br/>
-        <w:t xml:space="preserve">  The victory fires new life into her campaign and leaves the Democratic Party with the tightest of horse races. A recent USA Today/Gallup poll showed her and Mr. Obama neck and neck nationally.</w:t>
+        <w:t xml:space="preserve">  The nation's southern border has loomed large in the psyche of the American electorate. The issue has contributed to President Biden's low approval numbers and threatened his foreign policy platform. It has also entangled Congress and burdened mayors and local leaders grappling with packed shelters and strained social services as more and more migrant families have been bused to cities around the country.</w:t>
         <w:br/>
-        <w:t xml:space="preserve">  For supporters waiting in the gymnasium at Southern New Hampshire University here, it was a night of flipping stomachs and sweaty palms.</w:t>
+        <w:t xml:space="preserve">  The now-dwindled G.O.P. field united behind calls to end sanctuary policies and advocated for militarized crackdowns on drug cartels and mass deportations of millions of people who have entered the United States under the Biden administration.</w:t>
         <w:br/>
-        <w:t xml:space="preserve">  ''God, God, God,'' said Nick Draws, a college student who stared at the vast television screens when 2,000 votes separated the candidates at 9 p.m. ''This is painful.''</w:t>
+        <w:t xml:space="preserve">  Republican warnings of terrorists, criminals and traffickers have drawn a national spotlight to places like New Hampshire's northern edge, frustrating some of the people who live along it. Unlike the largely Latino communities along the U.S.-Mexico border, they are not used to being such a prominent part of the national immigration debate. </w:t>
         <w:br/>
-        <w:t xml:space="preserve">  A few days ago, a moment so tense seemed unlikely. Mr. Obama came out of the Midwest at a gallop after winning the Iowa caucuses with a swath of the youth vote. His rallies here had a festive feel, and the moment seemed dim for Mrs. Clinton.</w:t>
+        <w:t xml:space="preserve">  Pittsburg, which registered a population of 830 people in the most recent Census Bureau report, is the largest township by area in New England, and is known as a destination for snowmobile and ATV enthusiasts, hunters and fly fishers. Longtime border residents can remember when the dividing line up north was, as their counterparts far down south like to say, but ''a line in the sand'' -- or the snow. As in the border towns of states like Texas and Arizona before any barriers were put up, it was not uncommon, some Pittsburg inhabitants said, to see what appeared to be migrants walking or wading across the border.</w:t>
         <w:br/>
-        <w:t xml:space="preserve">  The unexpected closeness of the vote also suggested the depth of support for Mrs. Clinton, particularly among older and working-class voters. At her headquarters at the university here, many supporters spoke of rooting for one Clinton or another for a decade and a half.</w:t>
+        <w:t xml:space="preserve">  And like those southern border towns, Pittsburg sits on land that was once fiercely contested -- first between the French and British and the Abenaki, who used its wilderness to the north as their hunting grounds, and later between the British and the Americans. The Treaty of Paris, which was signed in 1783 and ended the American Revolution, left the dividing line between what is now Quebec and New Hampshire ill-defined. Frustrated over the disagreement, the residents caught between two nations established their own government, the Indian Stream Republic.</w:t>
         <w:br/>
-        <w:t xml:space="preserve">  ''I haven't stopped rooting for her a very long time,'' Mary Maggette of Nashua said. ''I wasn't going to leave her in a time of trouble.''</w:t>
+        <w:t xml:space="preserve">  In October, Gov. Chris Sununu of New Hampshire, who has endorsed Ms. Haley and has been stumping with her across the state in recent weeks, and other state officials announced a tenfold increase in patrols along the northern line. ''The vast majority of border crossings come from the southern border, but the majority of border crossings of folks on the terrorist watch list come from the northern border,'' Mr. Sununu said in an interview.</w:t>
         <w:br/>
-        <w:t xml:space="preserve">  Caroline Florom, 38; her husband, Vaughn Tamzarian, 48; and their five children -- the youngest in a double-wide stroller -- arrived next, after voting. </w:t>
+        <w:t xml:space="preserve">  The latest statistics from U.S. Customs and Border Protection showed that last year's apprehensions of people entering illegally in the sector that covers New Hampshire, Vermont and parts of upstate New York had reached the highest levels in at least 16 years. Between October 2022 and September 2023, agents intercepted 6,925 people crossing illegally, an increase from 1,065 in that time span one year earlier.</w:t>
         <w:br/>
-        <w:t xml:space="preserve">  The most dramatic moment of their day was at 8 a.m., when they decided whom they were going to vote for.</w:t>
+        <w:t xml:space="preserve">  Around the stores and shops that line Route 3, several clerks said they had noticed a few people passing through who did not appear to be locals or the typical winter tourists. But for many, the crossings elicit a shrug. ''People have always been coming through Canada,'' said Carolyn Therrien, who was ringing up customers at Young's General Store. ''I don't think the residents are really worried.''</w:t>
         <w:br/>
-        <w:t xml:space="preserve">  ''We went to hear both of them speak this weekend, and we stayed up until 3 a.m. last night listening to their speeches again on C-Span,'' Ms. Florom said of Mrs. Clinton and Mr. Obama. ''We like them both.</w:t>
+        <w:t xml:space="preserve">  Inside Pittsburg's town government office on Main Street, a long, wood-paneled building with a pitched roof that also houses its police department, Linda Clogston, the tax collector and treasurer of the local historical association, has worked with community leaders and officials on both sides of the border to set up markers commemorating the Indian Stream Republic and other historical sites. Across the street, the Pittsburg Historical Society Museum houses canoes, drag saws, spiked boots and other artifacts from times when people flowed more easily through the wilderness of the border.</w:t>
         <w:br/>
-        <w:t xml:space="preserve">  ''But in the end, she was the one bringing up the real issues about the middle class like college loans. His speeches felt like pep rallies.''</w:t>
+        <w:t xml:space="preserve">  On a recent afternoon, she said Pittsburg residents seemed more concerned with rising property prices than with who was coming across the border.</w:t>
         <w:br/>
-        <w:t xml:space="preserve">  She added that the couple had let their older boys help decide and that all chose Mrs. Clinton.</w:t>
+        <w:t xml:space="preserve">  Around town, there is anecdotal evidence of the Trumpian wave that has hit other rural parts of New Hampshire and the United States. Pro-Trump flags and signs hang from the walls of some homes and stick out of yards. On the side of the road, a ''Build the Wall'' sign was tacked to an evergreen tree. With the primary coming up, immigration was cited by several voters as a top election concern -- but they were usually referring to the southern border.</w:t>
         <w:br/>
-        <w:t xml:space="preserve">   The strain of the primary slog was clearly visible lately. Mrs. Clinton struggled to find a way to counterpunch at her younger rival, who has acquired rock-star status with his followers, without being seen as too negative.</w:t>
+        <w:t xml:space="preserve">  Wayne Dorman, 71, a conservative Democrat and owner of a concrete business, said he was not opposed to the government stepping up resources along the northern border. But he contended that the harsh wilderness was enough to keep people out. ''I mean, we're not Texas,'' he said.</w:t>
         <w:br/>
-        <w:t xml:space="preserve">  It is a measure of the Obama wave that several of Mrs. Clinton's supporters said Tuesday that they had nearly faltered. In Concord, Mark Anderson waved a ''Hillary'' sign as Mrs. Clinton shook hands outside a school. Mr. Anderson said he could have been waving an Obama sign.</w:t>
+        <w:t xml:space="preserve">  In New Hampshire, the issue of immigration has gripped the Republican electorate since Patrick J. Buchanan, a conservative commentator, clinched an upset victory in the primary in 1996. Mr. Trump won in 2016 with views on the issue that tapped into the party's base of white working-class voters who felt alienated from the political system. A recent Boston Globe/USA Today/Suffolk University poll found that a majority of the state's Republican voters said it was the most important issue facing the country.</w:t>
         <w:br/>
-        <w:t xml:space="preserve">  ''I have gone back and forth almost every day,'' he said. ''I would feel very comfortable with either candidate.''</w:t>
+        <w:t xml:space="preserve">  ''It could be the single largest issue in front of us in this election,'' rivaled only by the economy, said Chris Ager, the chairman of the New Hampshire Republican Party.</w:t>
         <w:br/>
-        <w:t xml:space="preserve">  Mrs. Clinton kept moving, trying to break through the invisible wall that sometimes seems to separate this private woman from her supporters. She began giving voters long hugs -- startling some -- and discussing carefully her feelings. </w:t>
+        <w:t xml:space="preserve">  But nearly two-thirds of those surveyed were not concerned about the state's northern border with Canada.</w:t>
         <w:br/>
-        <w:t xml:space="preserve">  When she grew teary-eyed, television played the moment as a faux pas. But in New Hampshire, some supporters say they saw those tears and softened. In the gym here, backers said they saw in her teary eyes a reason to embrace this sometimes formal candidate.</w:t>
+        <w:t xml:space="preserve">  Ever since state polls showed Ms. Haley cutting into Mr. Trump's lead in New Hampshire, he and his allies have been on the attack -- in particular, going after her record on immigration as governor. Ms. Haley, asked Saturday at a campaign stop in Peterborough, N.H., if she would support a wall along the Canadian border, was noncommittal.</w:t>
         <w:br/>
-        <w:t xml:space="preserve">  ''I was moved,'' said Barbara Arning, a retired teacher from Milford. ''I thought it was very sincere. She was in control and speaking with emotion. That's fine with me.'' </w:t>
+        <w:t xml:space="preserve">  ''Whatever it takes to keep people out that are illegal from coming in -- we'll do it,'' she said.</w:t>
         <w:br/>
-        <w:t xml:space="preserve">   Some people said that  Mrs. Clinton is what she is and that she had campaigned in the earnest, non-electric, fashion that is faithful to her persona. </w:t>
-        <w:br/>
-        <w:t xml:space="preserve">  ''I don't know where the negativity comes from,'' Jim Neilsen, a retired sociology professor, said as he waved a small flag. ''This is the place where the real candidates get their act together.''</w:t>
+        <w:t xml:space="preserve">  Nicholas Nehamas contributed reporting from Manchester, N.H.Nicholas Nehamas contributed reporting from Manchester, N.H.</w:t>
         <w:br/>
         <w:br/>
-        <w:t>http://www.nytimes.com</w:t>
+        <w:t>https://www.nytimes.com/2024/01/22/us/politics/nikki-haley-border-canada.html</w:t>
         <w:br/>
         <w:br/>
         <w:t>Graphic</w:t>
@@ -114,9 +112,13 @@
         <w:br/>
         <w:t xml:space="preserve"> </w:t>
         <w:br/>
-        <w:t>Photos: Mrs. Clinton and her daughter, Chelsea, at a victory party last night in Manchester, N.H. (PHOTOGRAPH BY STAN HONDA/AGENCE FRANCE-PRESSE -- GETTY IMAGES)</w:t>
+        <w:t>PHOTOS: Republican presidential candidates are calling for more security along the northern border. The idea does not sit well with some in New Hampshire. From left, Chip Jones, a retired fire chief, spends his winters snowmobiling in Pittsburg, N.H.</w:t>
         <w:br/>
-        <w:t xml:space="preserve"> Senator Hillary Rodham Clinton  on the way to greet voters yesterday in Concord, N.H. (PHOTOGRAPH BY DOUG MILLS/THE NEW YORK TIMES)</w:t>
+        <w:t>Beverly Martin, a retired school teacher, in Pittsburg</w:t>
+        <w:br/>
+        <w:t>Linda Clogston, Pittsburg tax collector and historical society treasurer.</w:t>
+        <w:br/>
+        <w:t xml:space="preserve"> Top, New Hampshire Route 3 ends at the Canadian border in Pittsburg. Above, old photos of hunting camps at the town's historical society. The landscape outside the town is forested and sparsely populated. (PHOTOGRAPHS BY JOHN TULLY FOR THE NEW YORK TIMES) This article appeared in print on page A13.</w:t>
       </w:r>
     </w:p>
     <w:sectPr>

--- a/example_articles/states/New Hampshire/3.states_New Hampshire_New_York_Times.docx
+++ b/example_articles/states/New Hampshire/3.states_New Hampshire_New_York_Times.docx
@@ -7,7 +7,7 @@
         <w:pStyle w:val="Heading1"/>
       </w:pPr>
       <w:r>
-        <w:t>Republicans Push a Northern Border Wall, Too</w:t>
+        <w:t>How Did New Hampshire Shift to Blue-ish?; Jane Coaston</w:t>
       </w:r>
     </w:p>
     <w:p>
@@ -17,17 +17,17 @@
     </w:p>
     <w:p>
       <w:r>
-        <w:t>Date: 2024-01-23</w:t>
+        <w:t>Date: 2024-01-22</w:t>
       </w:r>
     </w:p>
     <w:p>
       <w:r>
-        <w:t>Section: Section A; Column 0; National Desk; Pg. 13</w:t>
+        <w:t>Section: OPINION</w:t>
       </w:r>
     </w:p>
     <w:p>
       <w:r>
-        <w:t>Source file: NYT/4.DOCX</w:t>
+        <w:t>Source file: NYT/3.DOCX</w:t>
       </w:r>
     </w:p>
     <w:p>
@@ -49,76 +49,83 @@
     </w:p>
     <w:p>
       <w:r>
-        <w:t>Former President Donald J. Trump paved a path to the presidency in 2016 by calling for a ''big, beautiful wall'' along the United States border with Mexico.</w:t>
+        <w:t>Donald Trump won Iowa and wants to win New Hampshire and seal up the nomination. Nikki Haley wants to come from behind, win New Hampshire, and gain some momentum before heading to her home state of South Carolina.</w:t>
         <w:br/>
-        <w:t xml:space="preserve">His 2024 rivals in the Republican primary election, scrapping for every advantage against him, looked north. </w:t>
+        <w:t>What matters to people in New Hampshire? How has the state's Republican Party, which gets a major say in the politics of the rest of the country, changed over the last decade with Mr. Trump in the mix? New Hampshire is a very different state from Iowa: In New England, they're less interested in abortion, and more interested in the kinds of working-class populism once espoused by a figure like Pat Buchanan and now personified (if not exemplified) by Donald Trump. So I spoke with Dante Scala, a professor of political science at the University of New Hampshire and an expert in presidential primaries and New Hampshire politics.</w:t>
         <w:br/>
-        <w:t xml:space="preserve">  Nikki Haley, the former governor of South Carolina, has frequently told voters that it's not just the southern border that needs stepped-up enforcement -- ''it's the northern border, too.''</w:t>
+        <w:t>This interview has been edited for length and clarity and is part of an Opinion Q. and A. series exploring modern conservatism today, its influence in society and politics and how and why it differs (and doesn't) from the conservative movement that most Americans thought they knew.</w:t>
         <w:br/>
-        <w:t xml:space="preserve">  ''I think we do whatever it takes to keep people out,'' she told reporters on Saturday when asked if her comments meant she supported building a wall. ''If that's what it takes to keep them out, we will do a wall, we will do any sort of border patrol that we need to have.''</w:t>
+        <w:t>Jane Coaston: We spoke just before the Iowa caucus and you said that you believed that Nikki Haley was in a strong second place in New Hampshire after Chris Christie's exit from the race. What did you make of the Iowa results?</w:t>
         <w:br/>
-        <w:t xml:space="preserve">  Gov. Ron DeSantis of Florida, who ended his bid and endorsed Mr. Trump on Sunday after battling with Ms. Haley for second place behind the former president, had recently suggested building a wall along some trouble spots of the U.S.-Canada frontier. Vivek Ramaswamy, a tech entrepreneur, dropped out of the race last week, but not before trekking up to Pittsburg, N.H., a tiny town that sits just below the jagged, 5,500-mile line that divides the United States and Canada, with a camera crew in tow. He later drew criticism from Canadian journalists and pundits when he proclaimed that the United States should not just build one wall, but two.</w:t>
+        <w:t>Dante Scala: Haley will have to improve her performance markedly among New Hampshire conservatives in order to succeed here. The split between moderates and conservatives out in Iowa regarding Haley was eye-popping.</w:t>
         <w:br/>
-        <w:t xml:space="preserve">  In Pittsburg, where residents like Beverly Martin, 79, and Chip Jones, 74, sat at the bar in an eclectic, barnlike restaurant on a recent snowy afternoon, the idea of a border wall along New Hampshire's northernmost boundary, an isolated, forested region, was anathema.</w:t>
+        <w:t>[Before the caucuses, Mr. Scala also mentioned that if Ron DeSantis and Vivek Ramaswamy also dropped out before the New Hampshire primary, as has since happened, it could be a problem for Ms. Haley in New Hampshire.]</w:t>
         <w:br/>
-        <w:t xml:space="preserve">  ''Then you have this armed national army that can be used against you and your rights,'' Mr. Jones, a Republican and retired fire chief from Massachusetts who winters in the town, said in an interview at Full Send Bar and Grill off Route 3. He paused, mulling it over: ''A border wall in Pittsburg -- does it just not feel right?''</w:t>
+        <w:t>Coaston: What separates New Hampshire Republicans from Iowa Republicans in terms of their outlook, their interests, their backgrounds?</w:t>
         <w:br/>
-        <w:t xml:space="preserve">  ''It doesn't,'' replied Ms. Martin, who is also a Republican and taught home economics for 18 years at the Pittsburg School down the road. ''A lot of people in Pittsburg have relatives on either side of the border, and people from the border towns in Canada come here to work.''</w:t>
+        <w:t>Scala: Two main things, I think. Haley said how New Hampshire corrects Iowa and so forth, and that wasn't the most politic thing to say, but there is some truth to it. It's one reason why Iowa winners typically don't gain momentum in New Hampshire. It's not as if New Hampshire voters haven't heard of them, but they know what they stand for and they tend to reject it. And what Iowa winners tend to stand for is religious conservatism, evangelicalism, social conservatism, and all of those things are lacking in New Hampshire. We are a very unchurched state as a whole, right?</w:t>
         <w:br/>
-        <w:t xml:space="preserve">  Mr. Trump does not talk about that northern dividing line himself. But he has promised to revive some of his most criticized immigration policies and has escalated his rhetoric, echoing the racial hatreds of Adolf Hitler when he said undocumented immigrants were ''poisoning the blood of our country.''</w:t>
+        <w:t>Very few people go to church here or any kind of religious services regularly, and coincidentally, we tend to be — and this includes Republicans — rather socially moderate on issues like abortion and gay marriage. A typical New Hampshire Republican, I would say, wishes that the abortion issue would just go away. 'Do we really have to talk about it so much?' A lot of them are in that rather ambivalent, mushy middle of the country when it comes to abortion politics. But what's more, they don't want that to be the issue. That's one reason why 2022 was such a nightmare for New Hampshire Republicans, aside from some of the candidates they actually nominated. It was that abortion was on the front burner, and the burner was turned up as high as it could be.</w:t>
         <w:br/>
-        <w:t xml:space="preserve">  The nation's southern border has loomed large in the psyche of the American electorate. The issue has contributed to President Biden's low approval numbers and threatened his foreign policy platform. It has also entangled Congress and burdened mayors and local leaders grappling with packed shelters and strained social services as more and more migrant families have been bused to cities around the country.</w:t>
+        <w:t>There are social conservatives, don't get me wrong, but they do find themselves on the short end of the stick here. There's also — you hear it especially with Ron DeSantis — there's big state versus little state or small state conservatism, and DeSantis with some of his actions in Florida taking on corporations like Disney. He tends to want to use the power of the state in conflicts over culture and so forth. Chris Sununu on the other hand has kind of taken pains to separate himself from DeSantis-style conservatism. On education, he would say: Leave it to the localities, leave it to the towns and municipalities to figure that out. So there's that as well in New Hampshire, this kind of big state versus small state conservatism.</w:t>
         <w:br/>
-        <w:t xml:space="preserve">  The now-dwindled G.O.P. field united behind calls to end sanctuary policies and advocated for militarized crackdowns on drug cartels and mass deportations of millions of people who have entered the United States under the Biden administration.</w:t>
+        <w:t>Coaston: How has Trump changed the Republican Party over the last eight years? And more specifically, how has he changed the kinds of things that voters want from political leadership?</w:t>
         <w:br/>
-        <w:t xml:space="preserve">  Republican warnings of terrorists, criminals and traffickers have drawn a national spotlight to places like New Hampshire's northern edge, frustrating some of the people who live along it. Unlike the largely Latino communities along the U.S.-Mexico border, they are not used to being such a prominent part of the national immigration debate. </w:t>
+        <w:t>Scala: On the one hand, elites love to tell the story of the primary as this kind of one grand town hall meeting where the townspeople go and ask ever-so-well-prepared questions of the candidate. And the voters deliberate long and hard, see several candidates multiple times, and engage in this exercise in deliberative democracy. That's how elites like to tell it.</w:t>
         <w:br/>
-        <w:t xml:space="preserve">  Pittsburg, which registered a population of 830 people in the most recent Census Bureau report, is the largest township by area in New England, and is known as a destination for snowmobile and ATV enthusiasts, hunters and fly fishers. Longtime border residents can remember when the dividing line up north was, as their counterparts far down south like to say, but ''a line in the sand'' -- or the snow. As in the border towns of states like Texas and Arizona before any barriers were put up, it was not uncommon, some Pittsburg inhabitants said, to see what appeared to be migrants walking or wading across the border.</w:t>
+        <w:t>But another history of the New Hampshire primary is much more raw and it's much more populist, and it's much more of a working-class image. You can date it back to Pat Buchanan in the 1990s. I think you can really draw a line from Buchanan in '92 and '96 to Donald Trump, circa 2016, except of course Trump was more successful, and it's that working-class populism. That's always been here in New Hampshire politics. One of the real divides among New Hampshire Republicans is along lines of social class and educational attainment.</w:t>
         <w:br/>
-        <w:t xml:space="preserve">  And like those southern border towns, Pittsburg sits on land that was once fiercely contested -- first between the French and British and the Abenaki, who used its wilderness to the north as their hunting grounds, and later between the British and the Americans. The Treaty of Paris, which was signed in 1783 and ended the American Revolution, left the dividing line between what is now Quebec and New Hampshire ill-defined. Frustrated over the disagreement, the residents caught between two nations established their own government, the Indian Stream Republic.</w:t>
+        <w:t>Polarization by education plays a real role. It has for a long time, and it does today because of Trump. In some ways Trump is a good fit for New Hampshire Republicans because … I mean, Trump never came across as especially religious in 2016, just like a lot of New Hampshire Republicans. A lot of New Hampshire Republicans might mispronounce 2 Corinthians the same way Trump did. Typically the traditional view of the New Hampshire Republican is someone who's fiscally conservative — someone who's all about taxes and budgets. But Trump's style of populism really put that style of New Hampshire conservatism on the back foot.</w:t>
         <w:br/>
-        <w:t xml:space="preserve">  In October, Gov. Chris Sununu of New Hampshire, who has endorsed Ms. Haley and has been stumping with her across the state in recent weeks, and other state officials announced a tenfold increase in patrols along the northern line. ''The vast majority of border crossings come from the southern border, but the majority of border crossings of folks on the terrorist watch list come from the northern border,'' Mr. Sununu said in an interview.</w:t>
+        <w:t>Coaston: How did Chris Christie's exit impact the race?</w:t>
         <w:br/>
-        <w:t xml:space="preserve">  The latest statistics from U.S. Customs and Border Protection showed that last year's apprehensions of people entering illegally in the sector that covers New Hampshire, Vermont and parts of upstate New York had reached the highest levels in at least 16 years. Between October 2022 and September 2023, agents intercepted 6,925 people crossing illegally, an increase from 1,065 in that time span one year earlier.</w:t>
+        <w:t>Scala: I saw a mailer that came from Trump's super PAC on one side was Chris Christie, and it described Chris Christie as the only anti-Trump Republican in the race. The true anti-Trump Republican. And on the other side of the mailer was Nikki Haley, and it described Nikki Haley as a MAGA Republican. And now of course, that mailer came a little bit late. But what's the psychology of the Chris Christie voter who's been left at the altar, so to speak, right?</w:t>
         <w:br/>
-        <w:t xml:space="preserve">  Around the stores and shops that line Route 3, several clerks said they had noticed a few people passing through who did not appear to be locals or the typical winter tourists. But for many, the crossings elicit a shrug. ''People have always been coming through Canada,'' said Carolyn Therrien, who was ringing up customers at Young's General Store. ''I don't think the residents are really worried.''</w:t>
+        <w:t>I mean, you were 12 days away from voting for Christie, and now your vote is up for grabs and your candidate deserted you. What's their willingness to settle? And if they settle, I suspect they're going to be settling for Nikki Haley because they can live with her. But are they going to cast a vote for someone who is not as anti-Trump as they would like because it's the only chance they have to beat Trump?</w:t>
         <w:br/>
-        <w:t xml:space="preserve">  Inside Pittsburg's town government office on Main Street, a long, wood-paneled building with a pitched roof that also houses its police department, Linda Clogston, the tax collector and treasurer of the local historical association, has worked with community leaders and officials on both sides of the border to set up markers commemorating the Indian Stream Republic and other historical sites. Across the street, the Pittsburg Historical Society Museum houses canoes, drag saws, spiked boots and other artifacts from times when people flowed more easily through the wilderness of the border.</w:t>
+        <w:t>That goes for moderate Republicans, but Democratic-leaning independent, or undeclared voters as we call them here — what are they going to do? Do they see Haley as a bridge too far because in a lot of ways she's a rather conventional Republican, or do they desire so much to take it to Trump? Do they desire so much to cause him pain at the ballot box that they're willing to cross party lines and cast a vote for Haley? Basically, I think Haley's the only game in town for those Christie voters, but as Christie himself said numerous times, you definitely are settling for something less than you would've wished. But it's a quadrennial event; people get caught up in the excitement. If it really does come down to one or the other, Haley or Trump, that could be hard to resist because what we've seen play out in New Hampshire generally speaking during the Trump years is, it's rocket fuel for the opposition.</w:t>
         <w:br/>
-        <w:t xml:space="preserve">  On a recent afternoon, she said Pittsburg residents seemed more concerned with rising property prices than with who was coming across the border.</w:t>
+        <w:t>Coaston: In September you wrote, "It's exceedingly difficult to find a campaign here trying to build something that connects with citizens, that makes its presence known in communities." Does that end up being the case in New Hampshire? How has the primary system changed over the past few decades? I know those are two questions, but just kind of wanted your take about that.</w:t>
         <w:br/>
-        <w:t xml:space="preserve">  Around town, there is anecdotal evidence of the Trumpian wave that has hit other rural parts of New Hampshire and the United States. Pro-Trump flags and signs hang from the walls of some homes and stick out of yards. On the side of the road, a ''Build the Wall'' sign was tacked to an evergreen tree. With the primary coming up, immigration was cited by several voters as a top election concern -- but they were usually referring to the southern border.</w:t>
+        <w:t>Scala: I would say, OK, since I wrote that of the campaigns out there, I think Haley was trying to make the most strides in building local organization. I did see a couple of Trump canvassers this week. I guess the difference between Haley and, say, campaigns of bygone years is building that local organization would've started months earlier than it did this time around.</w:t>
         <w:br/>
-        <w:t xml:space="preserve">  Wayne Dorman, 71, a conservative Democrat and owner of a concrete business, said he was not opposed to the government stepping up resources along the northern border. But he contended that the harsh wilderness was enough to keep people out. ''I mean, we're not Texas,'' he said.</w:t>
+        <w:t>But how much of that was a party thing? How much of that is that campaigns no longer buy into physical organizational infrastructure the way they did with the advent of social media and so forth? How much of it was simply that in the shadow of Trump it was difficult to grow anything?</w:t>
         <w:br/>
-        <w:t xml:space="preserve">  In New Hampshire, the issue of immigration has gripped the Republican electorate since Patrick J. Buchanan, a conservative commentator, clinched an upset victory in the primary in 1996. Mr. Trump won in 2016 with views on the issue that tapped into the party's base of white working-class voters who felt alienated from the political system. A recent Boston Globe/USA Today/Suffolk University poll found that a majority of the state's Republican voters said it was the most important issue facing the country.</w:t>
+        <w:t>I do think that's one clear difference we see now versus then, is in bygone years I would hear is you start building a campaign with house parties, and then you gradually build so that your campaign can fill bigger and bigger rooms until you're filling, let's say middle school auditoriums with several hundred people the week before the primary.</w:t>
         <w:br/>
-        <w:t xml:space="preserve">  ''It could be the single largest issue in front of us in this election,'' rivaled only by the economy, said Chris Ager, the chairman of the New Hampshire Republican Party.</w:t>
+        <w:t>I think a lot of that is gone now, in part because, and this is true for Democrats as well as Republicans, you have the nationalization of the nomination process where campaigns need to become very big very quickly, and to build a national ID very quickly. So like a Pete Buttigieg, for example, perhaps back in the day, he would've been one of those who built slowly, slowly, slowly. But I'd say for the last 20 years, it's more kind of go big or go home.</w:t>
         <w:br/>
-        <w:t xml:space="preserve">  But nearly two-thirds of those surveyed were not concerned about the state's northern border with Canada.</w:t>
+        <w:t>Coaston: What are New Hampshire voters looking for?</w:t>
         <w:br/>
-        <w:t xml:space="preserve">  Ever since state polls showed Ms. Haley cutting into Mr. Trump's lead in New Hampshire, he and his allies have been on the attack -- in particular, going after her record on immigration as governor. Ms. Haley, asked Saturday at a campaign stop in Peterborough, N.H., if she would support a wall along the Canadian border, was noncommittal.</w:t>
+        <w:t>Scala: Well, among Republicans, probably a pretty close to a majority were never looking for anyone else but the person they knew so well, Donald Trump. To me, this whole past year makes a lot more sense if you think about Donald Trump as the Ronald Reagan of his day. Now, obviously there are limits to that parallel, Reagan stood for different things and all that's true, but in terms of being a dominant figure. I mean, I got here to New Hampshire for the 2000 cycle so I've been here for several now, and I remember before Trump it always seemed to be like Ronald Reagan was always the lodestar that candidates would reference or recall.</w:t>
         <w:br/>
-        <w:t xml:space="preserve">  ''Whatever it takes to keep people out that are illegal from coming in -- we'll do it,'' she said.</w:t>
+        <w:t>It was always about Reaganism, but all along the way, Reaganism was becoming increasingly stale as time passed. But there wasn't a replacement for Reagan. There was McCain and so forth, but there was never really McCainism, there was the candidate, That changed with Trump. As some of my colleagues have written, he kind of defines ideological labels now. You're kind of defined ideologically by what you think about Trump.</w:t>
         <w:br/>
-        <w:t xml:space="preserve">  Nicholas Nehamas contributed reporting from Manchester, N.H.Nicholas Nehamas contributed reporting from Manchester, N.H.</w:t>
+        <w:t>For others, they're in a bit of a quandary. You scratch the surface, what was Christie for? We know what he's against, but what is he for? It was this same old warmed-over Reagan-Bushism, right? There's some nostalgia that's present among New Hampshire Republicans, but in some ways the nostalgia is a bit, again, it fills a vacuum because the party has changed with Trump in a way that a coherent counter alternative has not yet solidified. Maybe Haley will find a way to do it, but I think even Haley or DeSantis, they're going to incorporate parts of Trumpism into their profile.</w:t>
         <w:br/>
+        <w:t>I remember several years ago seeing the former editor and publisher of the Union Leader, Joe McQuaid and Judd Gregg, former senator, and they were on a panel, and it was fascinating because they both once upon a time represented that working class versus New England upper class split that, as I mentioned, kind of defined a New Hampshire Republican Party for so long. But then these two were on a panel and they both were kind of anti-Trump.</w:t>
         <w:br/>
-        <w:t>https://www.nytimes.com/2024/01/22/us/politics/nikki-haley-border-canada.html</w:t>
+        <w:t>And it was fascinating to see them both on the same side of something, but I think finding that alternative to Trumpism and kind of awakening to the realities of the party. There are lots of college-educated Republicans who looked around and said to themselves in 2016, who are all these people supporting Trump? It's the old Pauline Kael joke, right? Now, maybe they do know some of those people, but they don't know how to beat him yet.</w:t>
         <w:br/>
+        <w:t>[The film critic Pauline Kael said, "I live in a rather special world. I only know one person who voted for Nixon. Where they are I don't know. They're outside my ken. But sometimes when I'm in a theater I can feel them."]</w:t>
         <w:br/>
-        <w:t>Graphic</w:t>
+        <w:t>Coaston: Do New Hampshire voters see Trump as conservative? And what does the conservative label mean today in New Hampshire? Is it a political identity or kind of a yardstick of an ideology that's less relevant today?</w:t>
         <w:br/>
+        <w:t>Scala: What's interesting to me, and we see this nationally as well, is that back in 2016 Trump was rather nonideological. He came to the table with some very heterodox, unorthodox ideas like protecting spending on entitlements, for instance. That was anything but conservative, at least as traditionally defined, but it's a testament to Trump's power that nowadays we look nationally where do very conservative Republicans place themselves? Firmly behind Trump.</w:t>
         <w:br/>
-        <w:t xml:space="preserve"> </w:t>
+        <w:t>Coaston: So my last question, it sounds simple, but I don't think it is. Why wouldn't Trump win the New Hampshire primary pretty handily?</w:t>
         <w:br/>
-        <w:t>PHOTOS: Republican presidential candidates are calling for more security along the northern border. The idea does not sit well with some in New Hampshire. From left, Chip Jones, a retired fire chief, spends his winters snowmobiling in Pittsburg, N.H.</w:t>
+        <w:t>Scala: Why wouldn't he? He wouldn't win the New Hampshire primary because the electorate turned out to be bigger and more moderate than was expected, both by most pollsters perhaps, and by the Trump campaign itself. I think that in a nutshell is the reason why he would not win, because the electorate, because an awful lot of people jump into the pool, so to speak, including from that body of independent or undeclared voters who are here as free agents who can participate in either party's primary here in New Hampshire. I mean, on the Democratic side, the Democratic primary if polling's any indication, and there are other indications as well, Dean Phillips isn't catching fire.</w:t>
         <w:br/>
-        <w:t>Beverly Martin, a retired school teacher, in Pittsburg</w:t>
+        <w:t>A lot of people are going to write in Biden. The action is on the Republican side, and Christie's departure only adds to that. The Trump canvassers handed me a card when they came to the door, and on the card it said something along the lines of liberals are invading our primary and we have to stop them. That speaks, I think, to the conventional wisdom that Trump's campaign is much more sophisticated than it was eight years ago. And those two mail pieces confirmed that to me, and they also confirmed that they're concerned that it is competitive.</w:t>
         <w:br/>
-        <w:t>Linda Clogston, Pittsburg tax collector and historical society treasurer.</w:t>
+        <w:t>They're running a campaign that will win according to a set of parameters, including turnout. Even the best laid campaign, the best operated campaign can lose control of the parameters of a New Hampshire primary. That's why they might lose.</w:t>
         <w:br/>
-        <w:t xml:space="preserve"> Top, New Hampshire Route 3 ends at the Canadian border in Pittsburg. Above, old photos of hunting camps at the town's historical society. The landscape outside the town is forested and sparsely populated. (PHOTOGRAPHS BY JOHN TULLY FOR THE NEW YORK TIMES) This article appeared in print on page A13.</w:t>
+        <w:t>The Times is committed to publishing a diversity of letters to the editor. We'd like to hear what you think about this or any of our articles. Here are some tips. And here's our email: letters@nytimes.com.</w:t>
+        <w:br/>
+        <w:t>Follow the New York Times Opinion section on Facebook, Instagram, TikTok, X and Threads.</w:t>
+        <w:br/>
+        <w:t>PHOTO:  (PHOTOGRAPH BY Claire Merchlinsky FOR THE NEW YORK TIMES)</w:t>
       </w:r>
     </w:p>
     <w:sectPr>

--- a/example_articles/states/New Hampshire/3.states_New Hampshire_New_York_Times.docx
+++ b/example_articles/states/New Hampshire/3.states_New Hampshire_New_York_Times.docx
@@ -7,7 +7,7 @@
         <w:pStyle w:val="Heading1"/>
       </w:pPr>
       <w:r>
-        <w:t>How Did New Hampshire Shift to Blue-ish?; Jane Coaston</w:t>
+        <w:t>Republicans Push a Northern Border Wall, Too</w:t>
       </w:r>
     </w:p>
     <w:p>
@@ -17,17 +17,17 @@
     </w:p>
     <w:p>
       <w:r>
-        <w:t>Date: 2024-01-22</w:t>
+        <w:t>Date: 2024-01-23</w:t>
       </w:r>
     </w:p>
     <w:p>
       <w:r>
-        <w:t>Section: OPINION</w:t>
+        <w:t>Section: Section A; Column 0; National Desk; Pg. 13</w:t>
       </w:r>
     </w:p>
     <w:p>
       <w:r>
-        <w:t>Source file: NYT/3.DOCX</w:t>
+        <w:t>Source file: NYT/4.DOCX</w:t>
       </w:r>
     </w:p>
     <w:p>
@@ -49,83 +49,76 @@
     </w:p>
     <w:p>
       <w:r>
-        <w:t>Donald Trump won Iowa and wants to win New Hampshire and seal up the nomination. Nikki Haley wants to come from behind, win New Hampshire, and gain some momentum before heading to her home state of South Carolina.</w:t>
+        <w:t>Former President Donald J. Trump paved a path to the presidency in 2016 by calling for a ''big, beautiful wall'' along the United States border with Mexico.</w:t>
         <w:br/>
-        <w:t>What matters to people in New Hampshire? How has the state's Republican Party, which gets a major say in the politics of the rest of the country, changed over the last decade with Mr. Trump in the mix? New Hampshire is a very different state from Iowa: In New England, they're less interested in abortion, and more interested in the kinds of working-class populism once espoused by a figure like Pat Buchanan and now personified (if not exemplified) by Donald Trump. So I spoke with Dante Scala, a professor of political science at the University of New Hampshire and an expert in presidential primaries and New Hampshire politics.</w:t>
+        <w:t xml:space="preserve">His 2024 rivals in the Republican primary election, scrapping for every advantage against him, looked north. </w:t>
         <w:br/>
-        <w:t>This interview has been edited for length and clarity and is part of an Opinion Q. and A. series exploring modern conservatism today, its influence in society and politics and how and why it differs (and doesn't) from the conservative movement that most Americans thought they knew.</w:t>
+        <w:t xml:space="preserve">  Nikki Haley, the former governor of South Carolina, has frequently told voters that it's not just the southern border that needs stepped-up enforcement -- ''it's the northern border, too.''</w:t>
         <w:br/>
-        <w:t>Jane Coaston: We spoke just before the Iowa caucus and you said that you believed that Nikki Haley was in a strong second place in New Hampshire after Chris Christie's exit from the race. What did you make of the Iowa results?</w:t>
+        <w:t xml:space="preserve">  ''I think we do whatever it takes to keep people out,'' she told reporters on Saturday when asked if her comments meant she supported building a wall. ''If that's what it takes to keep them out, we will do a wall, we will do any sort of border patrol that we need to have.''</w:t>
         <w:br/>
-        <w:t>Dante Scala: Haley will have to improve her performance markedly among New Hampshire conservatives in order to succeed here. The split between moderates and conservatives out in Iowa regarding Haley was eye-popping.</w:t>
+        <w:t xml:space="preserve">  Gov. Ron DeSantis of Florida, who ended his bid and endorsed Mr. Trump on Sunday after battling with Ms. Haley for second place behind the former president, had recently suggested building a wall along some trouble spots of the U.S.-Canada frontier. Vivek Ramaswamy, a tech entrepreneur, dropped out of the race last week, but not before trekking up to Pittsburg, N.H., a tiny town that sits just below the jagged, 5,500-mile line that divides the United States and Canada, with a camera crew in tow. He later drew criticism from Canadian journalists and pundits when he proclaimed that the United States should not just build one wall, but two.</w:t>
         <w:br/>
-        <w:t>[Before the caucuses, Mr. Scala also mentioned that if Ron DeSantis and Vivek Ramaswamy also dropped out before the New Hampshire primary, as has since happened, it could be a problem for Ms. Haley in New Hampshire.]</w:t>
+        <w:t xml:space="preserve">  In Pittsburg, where residents like Beverly Martin, 79, and Chip Jones, 74, sat at the bar in an eclectic, barnlike restaurant on a recent snowy afternoon, the idea of a border wall along New Hampshire's northernmost boundary, an isolated, forested region, was anathema.</w:t>
         <w:br/>
-        <w:t>Coaston: What separates New Hampshire Republicans from Iowa Republicans in terms of their outlook, their interests, their backgrounds?</w:t>
+        <w:t xml:space="preserve">  ''Then you have this armed national army that can be used against you and your rights,'' Mr. Jones, a Republican and retired fire chief from Massachusetts who winters in the town, said in an interview at Full Send Bar and Grill off Route 3. He paused, mulling it over: ''A border wall in Pittsburg -- does it just not feel right?''</w:t>
         <w:br/>
-        <w:t>Scala: Two main things, I think. Haley said how New Hampshire corrects Iowa and so forth, and that wasn't the most politic thing to say, but there is some truth to it. It's one reason why Iowa winners typically don't gain momentum in New Hampshire. It's not as if New Hampshire voters haven't heard of them, but they know what they stand for and they tend to reject it. And what Iowa winners tend to stand for is religious conservatism, evangelicalism, social conservatism, and all of those things are lacking in New Hampshire. We are a very unchurched state as a whole, right?</w:t>
+        <w:t xml:space="preserve">  ''It doesn't,'' replied Ms. Martin, who is also a Republican and taught home economics for 18 years at the Pittsburg School down the road. ''A lot of people in Pittsburg have relatives on either side of the border, and people from the border towns in Canada come here to work.''</w:t>
         <w:br/>
-        <w:t>Very few people go to church here or any kind of religious services regularly, and coincidentally, we tend to be — and this includes Republicans — rather socially moderate on issues like abortion and gay marriage. A typical New Hampshire Republican, I would say, wishes that the abortion issue would just go away. 'Do we really have to talk about it so much?' A lot of them are in that rather ambivalent, mushy middle of the country when it comes to abortion politics. But what's more, they don't want that to be the issue. That's one reason why 2022 was such a nightmare for New Hampshire Republicans, aside from some of the candidates they actually nominated. It was that abortion was on the front burner, and the burner was turned up as high as it could be.</w:t>
+        <w:t xml:space="preserve">  Mr. Trump does not talk about that northern dividing line himself. But he has promised to revive some of his most criticized immigration policies and has escalated his rhetoric, echoing the racial hatreds of Adolf Hitler when he said undocumented immigrants were ''poisoning the blood of our country.''</w:t>
         <w:br/>
-        <w:t>There are social conservatives, don't get me wrong, but they do find themselves on the short end of the stick here. There's also — you hear it especially with Ron DeSantis — there's big state versus little state or small state conservatism, and DeSantis with some of his actions in Florida taking on corporations like Disney. He tends to want to use the power of the state in conflicts over culture and so forth. Chris Sununu on the other hand has kind of taken pains to separate himself from DeSantis-style conservatism. On education, he would say: Leave it to the localities, leave it to the towns and municipalities to figure that out. So there's that as well in New Hampshire, this kind of big state versus small state conservatism.</w:t>
+        <w:t xml:space="preserve">  The nation's southern border has loomed large in the psyche of the American electorate. The issue has contributed to President Biden's low approval numbers and threatened his foreign policy platform. It has also entangled Congress and burdened mayors and local leaders grappling with packed shelters and strained social services as more and more migrant families have been bused to cities around the country.</w:t>
         <w:br/>
-        <w:t>Coaston: How has Trump changed the Republican Party over the last eight years? And more specifically, how has he changed the kinds of things that voters want from political leadership?</w:t>
+        <w:t xml:space="preserve">  The now-dwindled G.O.P. field united behind calls to end sanctuary policies and advocated for militarized crackdowns on drug cartels and mass deportations of millions of people who have entered the United States under the Biden administration.</w:t>
         <w:br/>
-        <w:t>Scala: On the one hand, elites love to tell the story of the primary as this kind of one grand town hall meeting where the townspeople go and ask ever-so-well-prepared questions of the candidate. And the voters deliberate long and hard, see several candidates multiple times, and engage in this exercise in deliberative democracy. That's how elites like to tell it.</w:t>
+        <w:t xml:space="preserve">  Republican warnings of terrorists, criminals and traffickers have drawn a national spotlight to places like New Hampshire's northern edge, frustrating some of the people who live along it. Unlike the largely Latino communities along the U.S.-Mexico border, they are not used to being such a prominent part of the national immigration debate. </w:t>
         <w:br/>
-        <w:t>But another history of the New Hampshire primary is much more raw and it's much more populist, and it's much more of a working-class image. You can date it back to Pat Buchanan in the 1990s. I think you can really draw a line from Buchanan in '92 and '96 to Donald Trump, circa 2016, except of course Trump was more successful, and it's that working-class populism. That's always been here in New Hampshire politics. One of the real divides among New Hampshire Republicans is along lines of social class and educational attainment.</w:t>
+        <w:t xml:space="preserve">  Pittsburg, which registered a population of 830 people in the most recent Census Bureau report, is the largest township by area in New England, and is known as a destination for snowmobile and ATV enthusiasts, hunters and fly fishers. Longtime border residents can remember when the dividing line up north was, as their counterparts far down south like to say, but ''a line in the sand'' -- or the snow. As in the border towns of states like Texas and Arizona before any barriers were put up, it was not uncommon, some Pittsburg inhabitants said, to see what appeared to be migrants walking or wading across the border.</w:t>
         <w:br/>
-        <w:t>Polarization by education plays a real role. It has for a long time, and it does today because of Trump. In some ways Trump is a good fit for New Hampshire Republicans because … I mean, Trump never came across as especially religious in 2016, just like a lot of New Hampshire Republicans. A lot of New Hampshire Republicans might mispronounce 2 Corinthians the same way Trump did. Typically the traditional view of the New Hampshire Republican is someone who's fiscally conservative — someone who's all about taxes and budgets. But Trump's style of populism really put that style of New Hampshire conservatism on the back foot.</w:t>
+        <w:t xml:space="preserve">  And like those southern border towns, Pittsburg sits on land that was once fiercely contested -- first between the French and British and the Abenaki, who used its wilderness to the north as their hunting grounds, and later between the British and the Americans. The Treaty of Paris, which was signed in 1783 and ended the American Revolution, left the dividing line between what is now Quebec and New Hampshire ill-defined. Frustrated over the disagreement, the residents caught between two nations established their own government, the Indian Stream Republic.</w:t>
         <w:br/>
-        <w:t>Coaston: How did Chris Christie's exit impact the race?</w:t>
+        <w:t xml:space="preserve">  In October, Gov. Chris Sununu of New Hampshire, who has endorsed Ms. Haley and has been stumping with her across the state in recent weeks, and other state officials announced a tenfold increase in patrols along the northern line. ''The vast majority of border crossings come from the southern border, but the majority of border crossings of folks on the terrorist watch list come from the northern border,'' Mr. Sununu said in an interview.</w:t>
         <w:br/>
-        <w:t>Scala: I saw a mailer that came from Trump's super PAC on one side was Chris Christie, and it described Chris Christie as the only anti-Trump Republican in the race. The true anti-Trump Republican. And on the other side of the mailer was Nikki Haley, and it described Nikki Haley as a MAGA Republican. And now of course, that mailer came a little bit late. But what's the psychology of the Chris Christie voter who's been left at the altar, so to speak, right?</w:t>
+        <w:t xml:space="preserve">  The latest statistics from U.S. Customs and Border Protection showed that last year's apprehensions of people entering illegally in the sector that covers New Hampshire, Vermont and parts of upstate New York had reached the highest levels in at least 16 years. Between October 2022 and September 2023, agents intercepted 6,925 people crossing illegally, an increase from 1,065 in that time span one year earlier.</w:t>
         <w:br/>
-        <w:t>I mean, you were 12 days away from voting for Christie, and now your vote is up for grabs and your candidate deserted you. What's their willingness to settle? And if they settle, I suspect they're going to be settling for Nikki Haley because they can live with her. But are they going to cast a vote for someone who is not as anti-Trump as they would like because it's the only chance they have to beat Trump?</w:t>
+        <w:t xml:space="preserve">  Around the stores and shops that line Route 3, several clerks said they had noticed a few people passing through who did not appear to be locals or the typical winter tourists. But for many, the crossings elicit a shrug. ''People have always been coming through Canada,'' said Carolyn Therrien, who was ringing up customers at Young's General Store. ''I don't think the residents are really worried.''</w:t>
         <w:br/>
-        <w:t>That goes for moderate Republicans, but Democratic-leaning independent, or undeclared voters as we call them here — what are they going to do? Do they see Haley as a bridge too far because in a lot of ways she's a rather conventional Republican, or do they desire so much to take it to Trump? Do they desire so much to cause him pain at the ballot box that they're willing to cross party lines and cast a vote for Haley? Basically, I think Haley's the only game in town for those Christie voters, but as Christie himself said numerous times, you definitely are settling for something less than you would've wished. But it's a quadrennial event; people get caught up in the excitement. If it really does come down to one or the other, Haley or Trump, that could be hard to resist because what we've seen play out in New Hampshire generally speaking during the Trump years is, it's rocket fuel for the opposition.</w:t>
+        <w:t xml:space="preserve">  Inside Pittsburg's town government office on Main Street, a long, wood-paneled building with a pitched roof that also houses its police department, Linda Clogston, the tax collector and treasurer of the local historical association, has worked with community leaders and officials on both sides of the border to set up markers commemorating the Indian Stream Republic and other historical sites. Across the street, the Pittsburg Historical Society Museum houses canoes, drag saws, spiked boots and other artifacts from times when people flowed more easily through the wilderness of the border.</w:t>
         <w:br/>
-        <w:t>Coaston: In September you wrote, "It's exceedingly difficult to find a campaign here trying to build something that connects with citizens, that makes its presence known in communities." Does that end up being the case in New Hampshire? How has the primary system changed over the past few decades? I know those are two questions, but just kind of wanted your take about that.</w:t>
+        <w:t xml:space="preserve">  On a recent afternoon, she said Pittsburg residents seemed more concerned with rising property prices than with who was coming across the border.</w:t>
         <w:br/>
-        <w:t>Scala: I would say, OK, since I wrote that of the campaigns out there, I think Haley was trying to make the most strides in building local organization. I did see a couple of Trump canvassers this week. I guess the difference between Haley and, say, campaigns of bygone years is building that local organization would've started months earlier than it did this time around.</w:t>
+        <w:t xml:space="preserve">  Around town, there is anecdotal evidence of the Trumpian wave that has hit other rural parts of New Hampshire and the United States. Pro-Trump flags and signs hang from the walls of some homes and stick out of yards. On the side of the road, a ''Build the Wall'' sign was tacked to an evergreen tree. With the primary coming up, immigration was cited by several voters as a top election concern -- but they were usually referring to the southern border.</w:t>
         <w:br/>
-        <w:t>But how much of that was a party thing? How much of that is that campaigns no longer buy into physical organizational infrastructure the way they did with the advent of social media and so forth? How much of it was simply that in the shadow of Trump it was difficult to grow anything?</w:t>
+        <w:t xml:space="preserve">  Wayne Dorman, 71, a conservative Democrat and owner of a concrete business, said he was not opposed to the government stepping up resources along the northern border. But he contended that the harsh wilderness was enough to keep people out. ''I mean, we're not Texas,'' he said.</w:t>
         <w:br/>
-        <w:t>I do think that's one clear difference we see now versus then, is in bygone years I would hear is you start building a campaign with house parties, and then you gradually build so that your campaign can fill bigger and bigger rooms until you're filling, let's say middle school auditoriums with several hundred people the week before the primary.</w:t>
+        <w:t xml:space="preserve">  In New Hampshire, the issue of immigration has gripped the Republican electorate since Patrick J. Buchanan, a conservative commentator, clinched an upset victory in the primary in 1996. Mr. Trump won in 2016 with views on the issue that tapped into the party's base of white working-class voters who felt alienated from the political system. A recent Boston Globe/USA Today/Suffolk University poll found that a majority of the state's Republican voters said it was the most important issue facing the country.</w:t>
         <w:br/>
-        <w:t>I think a lot of that is gone now, in part because, and this is true for Democrats as well as Republicans, you have the nationalization of the nomination process where campaigns need to become very big very quickly, and to build a national ID very quickly. So like a Pete Buttigieg, for example, perhaps back in the day, he would've been one of those who built slowly, slowly, slowly. But I'd say for the last 20 years, it's more kind of go big or go home.</w:t>
+        <w:t xml:space="preserve">  ''It could be the single largest issue in front of us in this election,'' rivaled only by the economy, said Chris Ager, the chairman of the New Hampshire Republican Party.</w:t>
         <w:br/>
-        <w:t>Coaston: What are New Hampshire voters looking for?</w:t>
+        <w:t xml:space="preserve">  But nearly two-thirds of those surveyed were not concerned about the state's northern border with Canada.</w:t>
         <w:br/>
-        <w:t>Scala: Well, among Republicans, probably a pretty close to a majority were never looking for anyone else but the person they knew so well, Donald Trump. To me, this whole past year makes a lot more sense if you think about Donald Trump as the Ronald Reagan of his day. Now, obviously there are limits to that parallel, Reagan stood for different things and all that's true, but in terms of being a dominant figure. I mean, I got here to New Hampshire for the 2000 cycle so I've been here for several now, and I remember before Trump it always seemed to be like Ronald Reagan was always the lodestar that candidates would reference or recall.</w:t>
+        <w:t xml:space="preserve">  Ever since state polls showed Ms. Haley cutting into Mr. Trump's lead in New Hampshire, he and his allies have been on the attack -- in particular, going after her record on immigration as governor. Ms. Haley, asked Saturday at a campaign stop in Peterborough, N.H., if she would support a wall along the Canadian border, was noncommittal.</w:t>
         <w:br/>
-        <w:t>It was always about Reaganism, but all along the way, Reaganism was becoming increasingly stale as time passed. But there wasn't a replacement for Reagan. There was McCain and so forth, but there was never really McCainism, there was the candidate, That changed with Trump. As some of my colleagues have written, he kind of defines ideological labels now. You're kind of defined ideologically by what you think about Trump.</w:t>
+        <w:t xml:space="preserve">  ''Whatever it takes to keep people out that are illegal from coming in -- we'll do it,'' she said.</w:t>
         <w:br/>
-        <w:t>For others, they're in a bit of a quandary. You scratch the surface, what was Christie for? We know what he's against, but what is he for? It was this same old warmed-over Reagan-Bushism, right? There's some nostalgia that's present among New Hampshire Republicans, but in some ways the nostalgia is a bit, again, it fills a vacuum because the party has changed with Trump in a way that a coherent counter alternative has not yet solidified. Maybe Haley will find a way to do it, but I think even Haley or DeSantis, they're going to incorporate parts of Trumpism into their profile.</w:t>
+        <w:t xml:space="preserve">  Nicholas Nehamas contributed reporting from Manchester, N.H.Nicholas Nehamas contributed reporting from Manchester, N.H.</w:t>
         <w:br/>
-        <w:t>I remember several years ago seeing the former editor and publisher of the Union Leader, Joe McQuaid and Judd Gregg, former senator, and they were on a panel, and it was fascinating because they both once upon a time represented that working class versus New England upper class split that, as I mentioned, kind of defined a New Hampshire Republican Party for so long. But then these two were on a panel and they both were kind of anti-Trump.</w:t>
         <w:br/>
-        <w:t>And it was fascinating to see them both on the same side of something, but I think finding that alternative to Trumpism and kind of awakening to the realities of the party. There are lots of college-educated Republicans who looked around and said to themselves in 2016, who are all these people supporting Trump? It's the old Pauline Kael joke, right? Now, maybe they do know some of those people, but they don't know how to beat him yet.</w:t>
+        <w:t>https://www.nytimes.com/2024/01/22/us/politics/nikki-haley-border-canada.html</w:t>
         <w:br/>
-        <w:t>[The film critic Pauline Kael said, "I live in a rather special world. I only know one person who voted for Nixon. Where they are I don't know. They're outside my ken. But sometimes when I'm in a theater I can feel them."]</w:t>
         <w:br/>
-        <w:t>Coaston: Do New Hampshire voters see Trump as conservative? And what does the conservative label mean today in New Hampshire? Is it a political identity or kind of a yardstick of an ideology that's less relevant today?</w:t>
+        <w:t>Graphic</w:t>
         <w:br/>
-        <w:t>Scala: What's interesting to me, and we see this nationally as well, is that back in 2016 Trump was rather nonideological. He came to the table with some very heterodox, unorthodox ideas like protecting spending on entitlements, for instance. That was anything but conservative, at least as traditionally defined, but it's a testament to Trump's power that nowadays we look nationally where do very conservative Republicans place themselves? Firmly behind Trump.</w:t>
         <w:br/>
-        <w:t>Coaston: So my last question, it sounds simple, but I don't think it is. Why wouldn't Trump win the New Hampshire primary pretty handily?</w:t>
+        <w:t xml:space="preserve"> </w:t>
         <w:br/>
-        <w:t>Scala: Why wouldn't he? He wouldn't win the New Hampshire primary because the electorate turned out to be bigger and more moderate than was expected, both by most pollsters perhaps, and by the Trump campaign itself. I think that in a nutshell is the reason why he would not win, because the electorate, because an awful lot of people jump into the pool, so to speak, including from that body of independent or undeclared voters who are here as free agents who can participate in either party's primary here in New Hampshire. I mean, on the Democratic side, the Democratic primary if polling's any indication, and there are other indications as well, Dean Phillips isn't catching fire.</w:t>
+        <w:t>PHOTOS: Republican presidential candidates are calling for more security along the northern border. The idea does not sit well with some in New Hampshire. From left, Chip Jones, a retired fire chief, spends his winters snowmobiling in Pittsburg, N.H.</w:t>
         <w:br/>
-        <w:t>A lot of people are going to write in Biden. The action is on the Republican side, and Christie's departure only adds to that. The Trump canvassers handed me a card when they came to the door, and on the card it said something along the lines of liberals are invading our primary and we have to stop them. That speaks, I think, to the conventional wisdom that Trump's campaign is much more sophisticated than it was eight years ago. And those two mail pieces confirmed that to me, and they also confirmed that they're concerned that it is competitive.</w:t>
+        <w:t>Beverly Martin, a retired school teacher, in Pittsburg</w:t>
         <w:br/>
-        <w:t>They're running a campaign that will win according to a set of parameters, including turnout. Even the best laid campaign, the best operated campaign can lose control of the parameters of a New Hampshire primary. That's why they might lose.</w:t>
+        <w:t>Linda Clogston, Pittsburg tax collector and historical society treasurer.</w:t>
         <w:br/>
-        <w:t>The Times is committed to publishing a diversity of letters to the editor. We'd like to hear what you think about this or any of our articles. Here are some tips. And here's our email: letters@nytimes.com.</w:t>
-        <w:br/>
-        <w:t>Follow the New York Times Opinion section on Facebook, Instagram, TikTok, X and Threads.</w:t>
-        <w:br/>
-        <w:t>PHOTO:  (PHOTOGRAPH BY Claire Merchlinsky FOR THE NEW YORK TIMES)</w:t>
+        <w:t xml:space="preserve"> Top, New Hampshire Route 3 ends at the Canadian border in Pittsburg. Above, old photos of hunting camps at the town's historical society. The landscape outside the town is forested and sparsely populated. (PHOTOGRAPHS BY JOHN TULLY FOR THE NEW YORK TIMES) This article appeared in print on page A13.</w:t>
       </w:r>
     </w:p>
     <w:sectPr>
